--- a/KRISH_PAVULURI_CV.docx
+++ b/KRISH_PAVULURI_CV.docx
@@ -46,7 +46,7 @@
         </w:rPr>
         <w:t xml:space="preserve">Montreal, QC  |  438-928-0928  |  </w:t>
       </w:r>
-      <w:hyperlink w:history="1" r:id="rIdyeg7zhxmrhpfwezila5tr">
+      <w:hyperlink w:history="1" r:id="rIdn7jfxhghojeknuucjl2t-">
         <w:r>
           <w:rPr>
             <w:rStyle w:val="Hyperlink"/>
@@ -63,7 +63,7 @@
         </w:rPr>
         <w:t xml:space="preserve">  |  </w:t>
       </w:r>
-      <w:hyperlink w:history="1" r:id="rIdajjhjjfvxd7p5s3hvbuv4">
+      <w:hyperlink w:history="1" r:id="rIdp5xw86-j3wdala5ss67mm">
         <w:r>
           <w:rPr>
             <w:rStyle w:val="Hyperlink"/>
@@ -80,7 +80,7 @@
         </w:rPr>
         <w:t xml:space="preserve">  |  </w:t>
       </w:r>
-      <w:hyperlink w:history="1" r:id="rId2gcczneoiryvburdhx3ev">
+      <w:hyperlink w:history="1" r:id="rId7qhsbhgmwblkd7kt9kpzn">
         <w:r>
           <w:rPr>
             <w:rStyle w:val="Hyperlink"/>

--- a/KRISH_PAVULURI_CV.docx
+++ b/KRISH_PAVULURI_CV.docx
@@ -46,7 +46,7 @@
         </w:rPr>
         <w:t xml:space="preserve">Montreal, QC  |  438-928-0928  |  </w:t>
       </w:r>
-      <w:hyperlink w:history="1" r:id="rIdn7jfxhghojeknuucjl2t-">
+      <w:hyperlink w:history="1" r:id="rIdmg8ib7uizgjx765-k2567">
         <w:r>
           <w:rPr>
             <w:rStyle w:val="Hyperlink"/>
@@ -63,7 +63,7 @@
         </w:rPr>
         <w:t xml:space="preserve">  |  </w:t>
       </w:r>
-      <w:hyperlink w:history="1" r:id="rIdp5xw86-j3wdala5ss67mm">
+      <w:hyperlink w:history="1" r:id="rId351wofwhllkjmffzdo63z">
         <w:r>
           <w:rPr>
             <w:rStyle w:val="Hyperlink"/>
@@ -80,7 +80,7 @@
         </w:rPr>
         <w:t xml:space="preserve">  |  </w:t>
       </w:r>
-      <w:hyperlink w:history="1" r:id="rId7qhsbhgmwblkd7kt9kpzn">
+      <w:hyperlink w:history="1" r:id="rIdslrp-m8tzwvv5ofe9awre">
         <w:r>
           <w:rPr>
             <w:rStyle w:val="Hyperlink"/>

--- a/KRISH_PAVULURI_CV.docx
+++ b/KRISH_PAVULURI_CV.docx
@@ -44,7 +44,7 @@
         </w:rPr>
         <w:t xml:space="preserve">Montreal, QC  |  438-928-0928  |  </w:t>
       </w:r>
-      <w:hyperlink w:history="1" r:id="rId-ztxhekmcfvasf6jaelht">
+      <w:hyperlink w:history="1" r:id="rIden86tyxoclhyavbvlmh33">
         <w:r>
           <w:rPr>
             <w:rStyle w:val="Hyperlink"/>
@@ -61,7 +61,7 @@
         </w:rPr>
         <w:t xml:space="preserve">  |  </w:t>
       </w:r>
-      <w:hyperlink w:history="1" r:id="rIdb26cxwuv5nzzzyouxq_mg">
+      <w:hyperlink w:history="1" r:id="rId6krvmqdcu0xemrzbxzlfc">
         <w:r>
           <w:rPr>
             <w:rStyle w:val="Hyperlink"/>
@@ -78,7 +78,7 @@
         </w:rPr>
         <w:t xml:space="preserve">  |  </w:t>
       </w:r>
-      <w:hyperlink w:history="1" r:id="rIdfjvn3l5lnlbvywyiipxcj">
+      <w:hyperlink w:history="1" r:id="rIdo-hhcjxo0rcnt2q47rzd6">
         <w:r>
           <w:rPr>
             <w:rStyle w:val="Hyperlink"/>
@@ -422,7 +422,7 @@
           <w:sz w:val="18"/>
           <w:szCs w:val="18"/>
         </w:rPr>
-        <w:t xml:space="preserve">Banking automation on Symitar and Backbase across web and mobile using Python/PyTest, TestNG with Java, Playwright with TypeScript, and Appium for iOS/Android, wired into GitHub Actions and Azure DevOps, with an agentic AI test-generation platform layered on top.</w:t>
+        <w:t xml:space="preserve">Banking automation on Symitar and Backbase across web, mobile, API, and performance using Python/PyTest, TestNG with Java, Playwright with TypeScript, Appium for iOS/Android, and k6 for load, wired into GitHub Actions and Azure DevOps, with an agentic AI test-generation platform layered on top.</w:t>
       </w:r>
     </w:p>
     <w:p>
@@ -513,7 +513,7 @@
           <w:sz w:val="16"/>
           <w:szCs w:val="16"/>
         </w:rPr>
-        <w:t xml:space="preserve">Playwright · TypeScript · Appium · Python · PyTest · TestNG · Java · Claude Code · Playwright MCP · Ollama · Azure OpenAI · AWS Bedrock · Vertex AI · GitHub Actions · Azure DevOps · SOAP UI</w:t>
+        <w:t xml:space="preserve">Playwright · TypeScript · Appium · k6 · Python · PyTest · TestNG · Java · Claude Code · Playwright MCP · Ollama · Azure OpenAI · AWS Bedrock · Vertex AI · GitHub Actions · Azure DevOps · SOAP UI</w:t>
       </w:r>
     </w:p>
     <w:p>

--- a/KRISH_PAVULURI_CV.docx
+++ b/KRISH_PAVULURI_CV.docx
@@ -44,7 +44,7 @@
         </w:rPr>
         <w:t xml:space="preserve">Montreal, QC  |  438-928-0928  |  </w:t>
       </w:r>
-      <w:hyperlink w:history="1" r:id="rIden86tyxoclhyavbvlmh33">
+      <w:hyperlink w:history="1" r:id="rIdksiedlesyejuptaehemel">
         <w:r>
           <w:rPr>
             <w:rStyle w:val="Hyperlink"/>
@@ -61,7 +61,7 @@
         </w:rPr>
         <w:t xml:space="preserve">  |  </w:t>
       </w:r>
-      <w:hyperlink w:history="1" r:id="rId6krvmqdcu0xemrzbxzlfc">
+      <w:hyperlink w:history="1" r:id="rId1kznftmzghduhgzone7zt">
         <w:r>
           <w:rPr>
             <w:rStyle w:val="Hyperlink"/>
@@ -78,7 +78,7 @@
         </w:rPr>
         <w:t xml:space="preserve">  |  </w:t>
       </w:r>
-      <w:hyperlink w:history="1" r:id="rIdo-hhcjxo0rcnt2q47rzd6">
+      <w:hyperlink w:history="1" r:id="rIdp15ii9donfirdsqjz1ly1">
         <w:r>
           <w:rPr>
             <w:rStyle w:val="Hyperlink"/>

--- a/KRISH_PAVULURI_CV.docx
+++ b/KRISH_PAVULURI_CV.docx
@@ -44,7 +44,7 @@
         </w:rPr>
         <w:t xml:space="preserve">Montreal, QC  |  438-928-0928  |  </w:t>
       </w:r>
-      <w:hyperlink w:history="1" r:id="rIdksiedlesyejuptaehemel">
+      <w:hyperlink w:history="1" r:id="rIdkic8ck6zxi1f5n4hb_rrv">
         <w:r>
           <w:rPr>
             <w:rStyle w:val="Hyperlink"/>
@@ -61,7 +61,7 @@
         </w:rPr>
         <w:t xml:space="preserve">  |  </w:t>
       </w:r>
-      <w:hyperlink w:history="1" r:id="rId1kznftmzghduhgzone7zt">
+      <w:hyperlink w:history="1" r:id="rIdcwoxgnqmycugitil_2kbi">
         <w:r>
           <w:rPr>
             <w:rStyle w:val="Hyperlink"/>
@@ -78,7 +78,7 @@
         </w:rPr>
         <w:t xml:space="preserve">  |  </w:t>
       </w:r>
-      <w:hyperlink w:history="1" r:id="rIdp15ii9donfirdsqjz1ly1">
+      <w:hyperlink w:history="1" r:id="rIdd0zpyxb3baopm_knyz6ff">
         <w:r>
           <w:rPr>
             <w:rStyle w:val="Hyperlink"/>

--- a/KRISH_PAVULURI_CV.docx
+++ b/KRISH_PAVULURI_CV.docx
@@ -44,7 +44,7 @@
         </w:rPr>
         <w:t xml:space="preserve">Montreal, QC  |  438-928-0928  |  </w:t>
       </w:r>
-      <w:hyperlink w:history="1" r:id="rIdkic8ck6zxi1f5n4hb_rrv">
+      <w:hyperlink w:history="1" r:id="rId-ke6ebytk9iipv_lk4znn">
         <w:r>
           <w:rPr>
             <w:rStyle w:val="Hyperlink"/>
@@ -61,7 +61,7 @@
         </w:rPr>
         <w:t xml:space="preserve">  |  </w:t>
       </w:r>
-      <w:hyperlink w:history="1" r:id="rIdcwoxgnqmycugitil_2kbi">
+      <w:hyperlink w:history="1" r:id="rIdg62n_9ojulzsivkq-4kul">
         <w:r>
           <w:rPr>
             <w:rStyle w:val="Hyperlink"/>
@@ -78,7 +78,7 @@
         </w:rPr>
         <w:t xml:space="preserve">  |  </w:t>
       </w:r>
-      <w:hyperlink w:history="1" r:id="rIdd0zpyxb3baopm_knyz6ff">
+      <w:hyperlink w:history="1" r:id="rIdmf9r5o4jlet-3xphlyz5s">
         <w:r>
           <w:rPr>
             <w:rStyle w:val="Hyperlink"/>

--- a/KRISH_PAVULURI_CV.docx
+++ b/KRISH_PAVULURI_CV.docx
@@ -44,7 +44,7 @@
         </w:rPr>
         <w:t xml:space="preserve">Montreal, QC  |  438-928-0928  |  </w:t>
       </w:r>
-      <w:hyperlink w:history="1" r:id="rId-ke6ebytk9iipv_lk4znn">
+      <w:hyperlink w:history="1" r:id="rIdusktfygvfl1gsqk3juu9m">
         <w:r>
           <w:rPr>
             <w:rStyle w:val="Hyperlink"/>
@@ -61,7 +61,7 @@
         </w:rPr>
         <w:t xml:space="preserve">  |  </w:t>
       </w:r>
-      <w:hyperlink w:history="1" r:id="rIdg62n_9ojulzsivkq-4kul">
+      <w:hyperlink w:history="1" r:id="rIdm1fyndd2qltyanjkrrc4l">
         <w:r>
           <w:rPr>
             <w:rStyle w:val="Hyperlink"/>
@@ -78,7 +78,7 @@
         </w:rPr>
         <w:t xml:space="preserve">  |  </w:t>
       </w:r>
-      <w:hyperlink w:history="1" r:id="rIdmf9r5o4jlet-3xphlyz5s">
+      <w:hyperlink w:history="1" r:id="rId4oadua2-kbn0wbevmge4j">
         <w:r>
           <w:rPr>
             <w:rStyle w:val="Hyperlink"/>
@@ -335,7 +335,7 @@
           <w:sz w:val="18"/>
           <w:szCs w:val="18"/>
         </w:rPr>
-        <w:t xml:space="preserve">Jenkins · GitHub Actions · GitLab CI · Azure DevOps · Docker · Ansible · Maven · Gradle · CI/CD · AWS · Azure · GCP · Azure OpenAI · AWS Bedrock · Vertex AI</w:t>
+        <w:t xml:space="preserve">Jenkins · GitHub Actions · GitLab CI · Azure DevOps · Docker · Helm · Ansible · Maven · Gradle · CI/CD · AWS · Azure · GCP · Azure OpenAI · AWS Bedrock · Vertex AI</w:t>
       </w:r>
     </w:p>
     <w:p>
